--- a/resources/marketplace/packages/create-skill/SKILL.md.docx
+++ b/resources/marketplace/packages/create-skill/SKILL.md.docx
@@ -22,7 +22,7 @@
         <w:pStyle w:val="Heading2"/>
         <w:rPr/>
       </w:pPr>
-      <w:bookmarkStart w:colFirst="0" w:colLast="0" w:name="_72eq9hykvjw6" w:id="0"/>
+      <w:bookmarkStart w:colFirst="0" w:colLast="0" w:name="_mswu60slft7g" w:id="0"/>
       <w:bookmarkEnd w:id="0"/>
       <w:r>
         <w:rPr>
@@ -36,7 +36,7 @@
         <w:pStyle w:val="Heading1"/>
         <w:rPr/>
       </w:pPr>
-      <w:bookmarkStart w:colFirst="0" w:colLast="0" w:name="_bszthhk3a9iu" w:id="1"/>
+      <w:bookmarkStart w:colFirst="0" w:colLast="0" w:name="_6ylgqi3fgkje" w:id="1"/>
       <w:bookmarkEnd w:id="1"/>
       <w:r>
         <w:rPr>
@@ -61,7 +61,7 @@
         <w:pStyle w:val="Heading2"/>
         <w:rPr/>
       </w:pPr>
-      <w:bookmarkStart w:colFirst="0" w:colLast="0" w:name="_c14g1vyxk05w" w:id="2"/>
+      <w:bookmarkStart w:colFirst="0" w:colLast="0" w:name="_jn0arj7xrr5w" w:id="2"/>
       <w:bookmarkEnd w:id="2"/>
       <w:r>
         <w:rPr>
@@ -113,6 +113,7 @@
           <w:numId w:val="4"/>
         </w:numPr>
         <w:ind w:left="720" w:hanging="360"/>
+        <w:rPr/>
       </w:pPr>
       <w:r>
         <w:rPr>
@@ -136,6 +137,7 @@
           <w:numId w:val="4"/>
         </w:numPr>
         <w:ind w:left="720" w:hanging="360"/>
+        <w:rPr/>
       </w:pPr>
       <w:r>
         <w:rPr>
@@ -187,6 +189,7 @@
           <w:numId w:val="4"/>
         </w:numPr>
         <w:ind w:left="720" w:hanging="360"/>
+        <w:rPr/>
       </w:pPr>
       <w:r>
         <w:rPr>
@@ -210,6 +213,7 @@
           <w:numId w:val="4"/>
         </w:numPr>
         <w:ind w:left="720" w:hanging="360"/>
+        <w:rPr/>
       </w:pPr>
       <w:r>
         <w:rPr>
@@ -233,6 +237,7 @@
           <w:numId w:val="4"/>
         </w:numPr>
         <w:ind w:left="720" w:hanging="360"/>
+        <w:rPr/>
       </w:pPr>
       <w:r>
         <w:rPr>
@@ -256,6 +261,7 @@
           <w:numId w:val="4"/>
         </w:numPr>
         <w:ind w:left="720" w:hanging="360"/>
+        <w:rPr/>
       </w:pPr>
       <w:r>
         <w:rPr>
@@ -279,6 +285,7 @@
           <w:numId w:val="4"/>
         </w:numPr>
         <w:ind w:left="720" w:hanging="360"/>
+        <w:rPr/>
       </w:pPr>
       <w:r>
         <w:rPr>
@@ -336,7 +343,7 @@
         <w:pStyle w:val="Heading3"/>
         <w:rPr/>
       </w:pPr>
-      <w:bookmarkStart w:colFirst="0" w:colLast="0" w:name="_bs9li7kjgthw" w:id="3"/>
+      <w:bookmarkStart w:colFirst="0" w:colLast="0" w:name="_g1w2uwlvr8k1" w:id="3"/>
       <w:bookmarkEnd w:id="3"/>
       <w:r>
         <w:rPr>
@@ -375,7 +382,7 @@
         <w:pStyle w:val="Heading3"/>
         <w:rPr/>
       </w:pPr>
-      <w:bookmarkStart w:colFirst="0" w:colLast="0" w:name="_1yqxvzdfzc9y" w:id="4"/>
+      <w:bookmarkStart w:colFirst="0" w:colLast="0" w:name="_ntbzwkuhi9b0" w:id="4"/>
       <w:bookmarkEnd w:id="4"/>
       <w:r>
         <w:rPr>
@@ -400,7 +407,7 @@
         <w:pStyle w:val="Heading2"/>
         <w:rPr/>
       </w:pPr>
-      <w:bookmarkStart w:colFirst="0" w:colLast="0" w:name="_agtvksx62mxl" w:id="5"/>
+      <w:bookmarkStart w:colFirst="0" w:colLast="0" w:name="_re2t98pbkvyg" w:id="5"/>
       <w:bookmarkEnd w:id="5"/>
       <w:r>
         <w:rPr>
@@ -741,7 +748,7 @@
         <w:pStyle w:val="Heading3"/>
         <w:rPr/>
       </w:pPr>
-      <w:bookmarkStart w:colFirst="0" w:colLast="0" w:name="_rneinztv708j" w:id="6"/>
+      <w:bookmarkStart w:colFirst="0" w:colLast="0" w:name="_8vqxcaa1hs4i" w:id="6"/>
       <w:bookmarkEnd w:id="6"/>
       <w:r>
         <w:rPr>
@@ -1224,7 +1231,7 @@
         <w:pStyle w:val="Heading3"/>
         <w:rPr/>
       </w:pPr>
-      <w:bookmarkStart w:colFirst="0" w:colLast="0" w:name="_d7hdj6b3eftm" w:id="7"/>
+      <w:bookmarkStart w:colFirst="0" w:colLast="0" w:name="_p6n5gh8egzpp" w:id="7"/>
       <w:bookmarkEnd w:id="7"/>
       <w:r>
         <w:rPr>
@@ -1335,7 +1342,7 @@
         <w:pStyle w:val="Heading3"/>
         <w:rPr/>
       </w:pPr>
-      <w:bookmarkStart w:colFirst="0" w:colLast="0" w:name="_fjdoxb77h7x4" w:id="8"/>
+      <w:bookmarkStart w:colFirst="0" w:colLast="0" w:name="_42zhnc1oq0kr" w:id="8"/>
       <w:bookmarkEnd w:id="8"/>
       <w:r>
         <w:rPr>
@@ -1374,7 +1381,7 @@
         <w:pStyle w:val="Heading2"/>
         <w:rPr/>
       </w:pPr>
-      <w:bookmarkStart w:colFirst="0" w:colLast="0" w:name="_l8thyyuqaiwi" w:id="9"/>
+      <w:bookmarkStart w:colFirst="0" w:colLast="0" w:name="_1u1mkh6wjmqj" w:id="9"/>
       <w:bookmarkEnd w:id="9"/>
       <w:r>
         <w:rPr>
@@ -1678,7 +1685,7 @@
         <w:pStyle w:val="Heading3"/>
         <w:rPr/>
       </w:pPr>
-      <w:bookmarkStart w:colFirst="0" w:colLast="0" w:name="_xzv5tj6th7nv" w:id="10"/>
+      <w:bookmarkStart w:colFirst="0" w:colLast="0" w:name="_679x8k9oos2z" w:id="10"/>
       <w:bookmarkEnd w:id="10"/>
       <w:r>
         <w:rPr>
@@ -2410,7 +2417,7 @@
         <w:pStyle w:val="Heading2"/>
         <w:rPr/>
       </w:pPr>
-      <w:bookmarkStart w:colFirst="0" w:colLast="0" w:name="_97e7a9cfoz3r" w:id="11"/>
+      <w:bookmarkStart w:colFirst="0" w:colLast="0" w:name="_5cix15ua504t" w:id="11"/>
       <w:bookmarkEnd w:id="11"/>
       <w:r>
         <w:rPr>
@@ -2679,7 +2686,7 @@
         <w:pStyle w:val="Heading2"/>
         <w:rPr/>
       </w:pPr>
-      <w:bookmarkStart w:colFirst="0" w:colLast="0" w:name="_hda331oe9k21" w:id="12"/>
+      <w:bookmarkStart w:colFirst="0" w:colLast="0" w:name="_wkt2is786crg" w:id="12"/>
       <w:bookmarkEnd w:id="12"/>
       <w:r>
         <w:rPr>
@@ -2693,7 +2700,7 @@
         <w:pStyle w:val="Heading3"/>
         <w:rPr/>
       </w:pPr>
-      <w:bookmarkStart w:colFirst="0" w:colLast="0" w:name="_1uxson1r6gku" w:id="13"/>
+      <w:bookmarkStart w:colFirst="0" w:colLast="0" w:name="_t21ywba61lpo" w:id="13"/>
       <w:bookmarkEnd w:id="13"/>
       <w:r>
         <w:rPr>
@@ -2718,7 +2725,7 @@
         <w:pStyle w:val="Heading3"/>
         <w:rPr/>
       </w:pPr>
-      <w:bookmarkStart w:colFirst="0" w:colLast="0" w:name="_dnocqs328mxb" w:id="14"/>
+      <w:bookmarkStart w:colFirst="0" w:colLast="0" w:name="_qxisa5rgqrsw" w:id="14"/>
       <w:bookmarkEnd w:id="14"/>
       <w:r>
         <w:rPr>
@@ -2757,7 +2764,7 @@
         <w:pStyle w:val="Heading3"/>
         <w:rPr/>
       </w:pPr>
-      <w:bookmarkStart w:colFirst="0" w:colLast="0" w:name="_nxdjtc7xth6c" w:id="15"/>
+      <w:bookmarkStart w:colFirst="0" w:colLast="0" w:name="_iqfpfwc6dqug" w:id="15"/>
       <w:bookmarkEnd w:id="15"/>
       <w:r>
         <w:rPr>
@@ -2889,7 +2896,7 @@
         <w:pStyle w:val="Heading3"/>
         <w:rPr/>
       </w:pPr>
-      <w:bookmarkStart w:colFirst="0" w:colLast="0" w:name="_b1bjhkuex55l" w:id="16"/>
+      <w:bookmarkStart w:colFirst="0" w:colLast="0" w:name="_ngikwnidco0e" w:id="16"/>
       <w:bookmarkEnd w:id="16"/>
       <w:r>
         <w:rPr>
@@ -2914,7 +2921,7 @@
         <w:pStyle w:val="Heading3"/>
         <w:rPr/>
       </w:pPr>
-      <w:bookmarkStart w:colFirst="0" w:colLast="0" w:name="_so0ar440tsn5" w:id="17"/>
+      <w:bookmarkStart w:colFirst="0" w:colLast="0" w:name="_3m1hjx8rrxch" w:id="17"/>
       <w:bookmarkEnd w:id="17"/>
       <w:r>
         <w:rPr>
@@ -2939,7 +2946,7 @@
         <w:pStyle w:val="Heading2"/>
         <w:rPr/>
       </w:pPr>
-      <w:bookmarkStart w:colFirst="0" w:colLast="0" w:name="_q2zmtdq0fy0j" w:id="18"/>
+      <w:bookmarkStart w:colFirst="0" w:colLast="0" w:name="_r9nzpul8l490" w:id="18"/>
       <w:bookmarkEnd w:id="18"/>
       <w:r>
         <w:rPr>
@@ -2953,7 +2960,7 @@
         <w:pStyle w:val="Heading3"/>
         <w:rPr/>
       </w:pPr>
-      <w:bookmarkStart w:colFirst="0" w:colLast="0" w:name="_v5lclmal57ny" w:id="19"/>
+      <w:bookmarkStart w:colFirst="0" w:colLast="0" w:name="_jf552pg4xmc2" w:id="19"/>
       <w:bookmarkEnd w:id="19"/>
       <w:r>
         <w:rPr>
@@ -3206,7 +3213,7 @@
         <w:pStyle w:val="Heading3"/>
         <w:rPr/>
       </w:pPr>
-      <w:bookmarkStart w:colFirst="0" w:colLast="0" w:name="_9ukigsq8hgll" w:id="20"/>
+      <w:bookmarkStart w:colFirst="0" w:colLast="0" w:name="_robse7aepso" w:id="20"/>
       <w:bookmarkEnd w:id="20"/>
       <w:r>
         <w:rPr>
@@ -3231,7 +3238,7 @@
         <w:pStyle w:val="Heading3"/>
         <w:rPr/>
       </w:pPr>
-      <w:bookmarkStart w:colFirst="0" w:colLast="0" w:name="_c44xdukzx7y1" w:id="21"/>
+      <w:bookmarkStart w:colFirst="0" w:colLast="0" w:name="_9o9tkh2crsah" w:id="21"/>
       <w:bookmarkEnd w:id="21"/>
       <w:r>
         <w:rPr>
@@ -3472,7 +3479,7 @@
         <w:pStyle w:val="Heading3"/>
         <w:rPr/>
       </w:pPr>
-      <w:bookmarkStart w:colFirst="0" w:colLast="0" w:name="_8vyx0usp0pqb" w:id="22"/>
+      <w:bookmarkStart w:colFirst="0" w:colLast="0" w:name="_bxv3icnnmh8p" w:id="22"/>
       <w:bookmarkEnd w:id="22"/>
       <w:r>
         <w:rPr>
@@ -3641,7 +3648,7 @@
         <w:pStyle w:val="Heading3"/>
         <w:rPr/>
       </w:pPr>
-      <w:bookmarkStart w:colFirst="0" w:colLast="0" w:name="_qd5tqy1vkzy6" w:id="23"/>
+      <w:bookmarkStart w:colFirst="0" w:colLast="0" w:name="_rw37t89wkkzj" w:id="23"/>
       <w:bookmarkEnd w:id="23"/>
       <w:r>
         <w:rPr>
@@ -3846,7 +3853,7 @@
         <w:pStyle w:val="Heading2"/>
         <w:rPr/>
       </w:pPr>
-      <w:bookmarkStart w:colFirst="0" w:colLast="0" w:name="_d0cgn3tsz5" w:id="24"/>
+      <w:bookmarkStart w:colFirst="0" w:colLast="0" w:name="_c1o809xf20ww" w:id="24"/>
       <w:bookmarkEnd w:id="24"/>
       <w:r>
         <w:rPr>
@@ -3934,6 +3941,7 @@
           <w:numId w:val="5"/>
         </w:numPr>
         <w:ind w:left="720" w:hanging="360"/>
+        <w:rPr/>
       </w:pPr>
       <w:r>
         <w:rPr>
@@ -3949,6 +3957,7 @@
           <w:numId w:val="5"/>
         </w:numPr>
         <w:ind w:left="720" w:hanging="360"/>
+        <w:rPr/>
       </w:pPr>
       <w:r>
         <w:rPr>
@@ -3964,6 +3973,7 @@
           <w:numId w:val="5"/>
         </w:numPr>
         <w:ind w:left="720" w:hanging="360"/>
+        <w:rPr/>
       </w:pPr>
       <w:r>
         <w:rPr>
@@ -3979,6 +3989,7 @@
           <w:numId w:val="5"/>
         </w:numPr>
         <w:ind w:left="720" w:hanging="360"/>
+        <w:rPr/>
       </w:pPr>
       <w:r>
         <w:rPr>
@@ -3994,6 +4005,7 @@
           <w:numId w:val="5"/>
         </w:numPr>
         <w:ind w:left="720" w:hanging="360"/>
+        <w:rPr/>
       </w:pPr>
       <w:r>
         <w:rPr>
@@ -4007,7 +4019,7 @@
         <w:pStyle w:val="Heading2"/>
         <w:rPr/>
       </w:pPr>
-      <w:bookmarkStart w:colFirst="0" w:colLast="0" w:name="_n7a3qhuzl0hy" w:id="25"/>
+      <w:bookmarkStart w:colFirst="0" w:colLast="0" w:name="_qt2gz1hszty8" w:id="25"/>
       <w:bookmarkEnd w:id="25"/>
       <w:r>
         <w:rPr>
@@ -4023,6 +4035,7 @@
           <w:numId w:val="5"/>
         </w:numPr>
         <w:ind w:left="720" w:hanging="360"/>
+        <w:rPr/>
       </w:pPr>
       <w:r>
         <w:rPr>
@@ -4080,6 +4093,7 @@
           <w:numId w:val="5"/>
         </w:numPr>
         <w:ind w:left="720" w:hanging="360"/>
+        <w:rPr/>
       </w:pPr>
       <w:r>
         <w:rPr>
@@ -4095,6 +4109,7 @@
           <w:numId w:val="5"/>
         </w:numPr>
         <w:ind w:left="720" w:hanging="360"/>
+        <w:rPr/>
       </w:pPr>
       <w:r>
         <w:rPr>
@@ -4124,6 +4139,7 @@
           <w:numId w:val="5"/>
         </w:numPr>
         <w:ind w:left="720" w:hanging="360"/>
+        <w:rPr/>
       </w:pPr>
       <w:r>
         <w:rPr>
@@ -4139,6 +4155,7 @@
           <w:numId w:val="5"/>
         </w:numPr>
         <w:ind w:left="720" w:hanging="360"/>
+        <w:rPr/>
       </w:pPr>
       <w:r>
         <w:rPr>
@@ -4154,6 +4171,7 @@
           <w:numId w:val="5"/>
         </w:numPr>
         <w:ind w:left="720" w:hanging="360"/>
+        <w:rPr/>
       </w:pPr>
       <w:r>
         <w:rPr>
@@ -4169,6 +4187,7 @@
           <w:numId w:val="5"/>
         </w:numPr>
         <w:ind w:left="720" w:hanging="360"/>
+        <w:rPr/>
       </w:pPr>
       <w:r>
         <w:rPr>
@@ -4184,6 +4203,7 @@
           <w:numId w:val="5"/>
         </w:numPr>
         <w:ind w:left="720" w:hanging="360"/>
+        <w:rPr/>
       </w:pPr>
       <w:r>
         <w:rPr>
@@ -4199,6 +4219,7 @@
           <w:numId w:val="5"/>
         </w:numPr>
         <w:ind w:left="720" w:hanging="360"/>
+        <w:rPr/>
       </w:pPr>
       <w:r>
         <w:rPr>
@@ -4212,7 +4233,7 @@
         <w:pStyle w:val="Heading2"/>
         <w:rPr/>
       </w:pPr>
-      <w:bookmarkStart w:colFirst="0" w:colLast="0" w:name="_pnqn0l2n7ge4" w:id="26"/>
+      <w:bookmarkStart w:colFirst="0" w:colLast="0" w:name="_c9pdhsgmhci1" w:id="26"/>
       <w:bookmarkEnd w:id="26"/>
       <w:r>
         <w:rPr>
@@ -4226,7 +4247,7 @@
         <w:pStyle w:val="Heading3"/>
         <w:rPr/>
       </w:pPr>
-      <w:bookmarkStart w:colFirst="0" w:colLast="0" w:name="_xyr1pk5dx6lx" w:id="27"/>
+      <w:bookmarkStart w:colFirst="0" w:colLast="0" w:name="_hpypek3wldb1" w:id="27"/>
       <w:bookmarkEnd w:id="27"/>
       <w:r>
         <w:rPr>
@@ -4242,6 +4263,7 @@
           <w:numId w:val="7"/>
         </w:numPr>
         <w:ind w:left="720" w:hanging="360"/>
+        <w:rPr/>
       </w:pPr>
       <w:r>
         <w:rPr>
@@ -4257,6 +4279,7 @@
           <w:numId w:val="7"/>
         </w:numPr>
         <w:ind w:left="720" w:hanging="360"/>
+        <w:rPr/>
       </w:pPr>
       <w:r>
         <w:rPr>
@@ -4272,6 +4295,7 @@
           <w:numId w:val="7"/>
         </w:numPr>
         <w:ind w:left="720" w:hanging="360"/>
+        <w:rPr/>
       </w:pPr>
       <w:r>
         <w:rPr>
@@ -4285,7 +4309,7 @@
         <w:pStyle w:val="Heading3"/>
         <w:rPr/>
       </w:pPr>
-      <w:bookmarkStart w:colFirst="0" w:colLast="0" w:name="_eigzzwu1p4z8" w:id="28"/>
+      <w:bookmarkStart w:colFirst="0" w:colLast="0" w:name="_wjngp6k6f592" w:id="28"/>
       <w:bookmarkEnd w:id="28"/>
       <w:r>
         <w:rPr>
@@ -4301,6 +4325,7 @@
           <w:numId w:val="1"/>
         </w:numPr>
         <w:ind w:left="720" w:hanging="360"/>
+        <w:rPr/>
       </w:pPr>
       <w:r>
         <w:rPr>
@@ -4316,6 +4341,7 @@
           <w:numId w:val="1"/>
         </w:numPr>
         <w:ind w:left="720" w:hanging="360"/>
+        <w:rPr/>
       </w:pPr>
       <w:r>
         <w:rPr>
@@ -4331,6 +4357,7 @@
           <w:numId w:val="1"/>
         </w:numPr>
         <w:ind w:left="720" w:hanging="360"/>
+        <w:rPr/>
       </w:pPr>
       <w:r>
         <w:rPr>
@@ -4346,6 +4373,7 @@
           <w:numId w:val="1"/>
         </w:numPr>
         <w:ind w:left="720" w:hanging="360"/>
+        <w:rPr/>
       </w:pPr>
       <w:r>
         <w:rPr>
@@ -4359,7 +4387,7 @@
         <w:pStyle w:val="Heading3"/>
         <w:rPr/>
       </w:pPr>
-      <w:bookmarkStart w:colFirst="0" w:colLast="0" w:name="_mpz5wm6k86up" w:id="29"/>
+      <w:bookmarkStart w:colFirst="0" w:colLast="0" w:name="_97p3yncwk9y8" w:id="29"/>
       <w:bookmarkEnd w:id="29"/>
       <w:r>
         <w:rPr>
@@ -4375,6 +4403,7 @@
           <w:numId w:val="3"/>
         </w:numPr>
         <w:ind w:left="720" w:hanging="360"/>
+        <w:rPr/>
       </w:pPr>
       <w:r>
         <w:rPr>
@@ -4418,6 +4447,7 @@
           <w:numId w:val="3"/>
         </w:numPr>
         <w:ind w:left="720" w:hanging="360"/>
+        <w:rPr/>
       </w:pPr>
       <w:r>
         <w:rPr>
@@ -4433,6 +4463,7 @@
           <w:numId w:val="3"/>
         </w:numPr>
         <w:ind w:left="720" w:hanging="360"/>
+        <w:rPr/>
       </w:pPr>
       <w:r>
         <w:rPr>
@@ -4448,6 +4479,7 @@
           <w:numId w:val="3"/>
         </w:numPr>
         <w:ind w:left="720" w:hanging="360"/>
+        <w:rPr/>
       </w:pPr>
       <w:r>
         <w:rPr>
@@ -4461,7 +4493,7 @@
         <w:pStyle w:val="Heading3"/>
         <w:rPr/>
       </w:pPr>
-      <w:bookmarkStart w:colFirst="0" w:colLast="0" w:name="_j7gbyrhjcba5" w:id="30"/>
+      <w:bookmarkStart w:colFirst="0" w:colLast="0" w:name="_kt6di3khimya" w:id="30"/>
       <w:bookmarkEnd w:id="30"/>
       <w:r>
         <w:rPr>
@@ -4477,6 +4509,7 @@
           <w:numId w:val="2"/>
         </w:numPr>
         <w:ind w:left="720" w:hanging="360"/>
+        <w:rPr/>
       </w:pPr>
       <w:r>
         <w:rPr>
@@ -4492,6 +4525,7 @@
           <w:numId w:val="2"/>
         </w:numPr>
         <w:ind w:left="720" w:hanging="360"/>
+        <w:rPr/>
       </w:pPr>
       <w:r>
         <w:rPr>
@@ -4507,6 +4541,7 @@
           <w:numId w:val="2"/>
         </w:numPr>
         <w:ind w:left="720" w:hanging="360"/>
+        <w:rPr/>
       </w:pPr>
       <w:r>
         <w:rPr>
@@ -4522,6 +4557,7 @@
           <w:numId w:val="2"/>
         </w:numPr>
         <w:ind w:left="720" w:hanging="360"/>
+        <w:rPr/>
       </w:pPr>
       <w:r>
         <w:rPr>
@@ -4537,6 +4573,7 @@
           <w:numId w:val="2"/>
         </w:numPr>
         <w:ind w:left="720" w:hanging="360"/>
+        <w:rPr/>
       </w:pPr>
       <w:r>
         <w:rPr>
@@ -4552,6 +4589,7 @@
           <w:numId w:val="2"/>
         </w:numPr>
         <w:ind w:left="720" w:hanging="360"/>
+        <w:rPr/>
       </w:pPr>
       <w:r>
         <w:rPr>
@@ -4567,6 +4605,7 @@
           <w:numId w:val="2"/>
         </w:numPr>
         <w:ind w:left="720" w:hanging="360"/>
+        <w:rPr/>
       </w:pPr>
       <w:r>
         <w:rPr>
@@ -4580,7 +4619,7 @@
         <w:pStyle w:val="Heading2"/>
         <w:rPr/>
       </w:pPr>
-      <w:bookmarkStart w:colFirst="0" w:colLast="0" w:name="_w0dxzdtx45e0" w:id="31"/>
+      <w:bookmarkStart w:colFirst="0" w:colLast="0" w:name="_bcaxxcl5d218" w:id="31"/>
       <w:bookmarkEnd w:id="31"/>
       <w:r>
         <w:rPr>
@@ -4594,7 +4633,7 @@
         <w:pStyle w:val="Heading3"/>
         <w:rPr/>
       </w:pPr>
-      <w:bookmarkStart w:colFirst="0" w:colLast="0" w:name="_y7xpy4497skv" w:id="32"/>
+      <w:bookmarkStart w:colFirst="0" w:colLast="0" w:name="_5mmwkm345ctg" w:id="32"/>
       <w:bookmarkEnd w:id="32"/>
       <w:r>
         <w:rPr>
@@ -4610,6 +4649,7 @@
           <w:numId w:val="6"/>
         </w:numPr>
         <w:ind w:left="720" w:hanging="360"/>
+        <w:rPr/>
       </w:pPr>
       <w:r>
         <w:rPr>
@@ -4625,6 +4665,7 @@
           <w:numId w:val="6"/>
         </w:numPr>
         <w:ind w:left="720" w:hanging="360"/>
+        <w:rPr/>
       </w:pPr>
       <w:r>
         <w:rPr>
@@ -4640,6 +4681,7 @@
           <w:numId w:val="6"/>
         </w:numPr>
         <w:ind w:left="720" w:hanging="360"/>
+        <w:rPr/>
       </w:pPr>
       <w:r>
         <w:rPr>
@@ -4655,6 +4697,7 @@
           <w:numId w:val="6"/>
         </w:numPr>
         <w:ind w:left="720" w:hanging="360"/>
+        <w:rPr/>
       </w:pPr>
       <w:r>
         <w:rPr>
@@ -4668,7 +4711,7 @@
         <w:pStyle w:val="Heading3"/>
         <w:rPr/>
       </w:pPr>
-      <w:bookmarkStart w:colFirst="0" w:colLast="0" w:name="_p1dk2fso1otg" w:id="33"/>
+      <w:bookmarkStart w:colFirst="0" w:colLast="0" w:name="_7k218xkxye8" w:id="33"/>
       <w:bookmarkEnd w:id="33"/>
       <w:r>
         <w:rPr>
@@ -4684,6 +4727,7 @@
           <w:numId w:val="6"/>
         </w:numPr>
         <w:ind w:left="720" w:hanging="360"/>
+        <w:rPr/>
       </w:pPr>
       <w:r>
         <w:rPr>
@@ -4699,6 +4743,7 @@
           <w:numId w:val="6"/>
         </w:numPr>
         <w:ind w:left="720" w:hanging="360"/>
+        <w:rPr/>
       </w:pPr>
       <w:r>
         <w:rPr>
@@ -4714,6 +4759,7 @@
           <w:numId w:val="6"/>
         </w:numPr>
         <w:ind w:left="720" w:hanging="360"/>
+        <w:rPr/>
       </w:pPr>
       <w:r>
         <w:rPr>
@@ -4737,6 +4783,7 @@
           <w:numId w:val="6"/>
         </w:numPr>
         <w:ind w:left="720" w:hanging="360"/>
+        <w:rPr/>
       </w:pPr>
       <w:r>
         <w:rPr>
@@ -4752,6 +4799,7 @@
           <w:numId w:val="6"/>
         </w:numPr>
         <w:ind w:left="720" w:hanging="360"/>
+        <w:rPr/>
       </w:pPr>
       <w:r>
         <w:rPr>
@@ -4767,6 +4815,7 @@
           <w:numId w:val="6"/>
         </w:numPr>
         <w:ind w:left="720" w:hanging="360"/>
+        <w:rPr/>
       </w:pPr>
       <w:r>
         <w:rPr>
@@ -4780,7 +4829,7 @@
         <w:pStyle w:val="Heading3"/>
         <w:rPr/>
       </w:pPr>
-      <w:bookmarkStart w:colFirst="0" w:colLast="0" w:name="_onnidak1ae8s" w:id="34"/>
+      <w:bookmarkStart w:colFirst="0" w:colLast="0" w:name="_zizqhkl1uci" w:id="34"/>
       <w:bookmarkEnd w:id="34"/>
       <w:r>
         <w:rPr>
@@ -4796,6 +4845,7 @@
           <w:numId w:val="6"/>
         </w:numPr>
         <w:ind w:left="720" w:hanging="360"/>
+        <w:rPr/>
       </w:pPr>
       <w:r>
         <w:rPr>
@@ -4825,6 +4875,7 @@
           <w:numId w:val="6"/>
         </w:numPr>
         <w:ind w:left="720" w:hanging="360"/>
+        <w:rPr/>
       </w:pPr>
       <w:r>
         <w:rPr>
@@ -4840,6 +4891,7 @@
           <w:numId w:val="6"/>
         </w:numPr>
         <w:ind w:left="720" w:hanging="360"/>
+        <w:rPr/>
       </w:pPr>
       <w:r>
         <w:rPr>
@@ -4855,6 +4907,7 @@
           <w:numId w:val="6"/>
         </w:numPr>
         <w:ind w:left="720" w:hanging="360"/>
+        <w:rPr/>
       </w:pPr>
       <w:r>
         <w:rPr>
@@ -4870,6 +4923,7 @@
           <w:numId w:val="6"/>
         </w:numPr>
         <w:ind w:left="720" w:hanging="360"/>
+        <w:rPr/>
       </w:pPr>
       <w:r>
         <w:rPr>
@@ -4885,6 +4939,7 @@
           <w:numId w:val="6"/>
         </w:numPr>
         <w:ind w:left="720" w:hanging="360"/>
+        <w:rPr/>
       </w:pPr>
       <w:r>
         <w:rPr>
